--- a/downloads/teacher/04 Units/Unit 03 - Human Development and Relationships - Growing Up, Getting Along/Lesson 03.08 - Stress Management Toolkit.docx
+++ b/downloads/teacher/04 Units/Unit 03 - Human Development and Relationships - Growing Up, Getting Along/Lesson 03.08 - Stress Management Toolkit.docx
@@ -297,23 +297,41 @@
       <w:r>
         <w:t xml:space="preserve">By the end of this lesson, students will be able to:</w:t>
       </w:r>
-      <w:r>
-        <w:t xml:space="preserve"> </w:t>
-      </w:r>
-      <w:r>
-        <w:t xml:space="preserve">1. (Low) Describe six stress management tools (box breathing, a two-minute walk, a brain dump list, a music or movement break, talking to someone, sleep and food basics) and the steps for each.</w:t>
-      </w:r>
-      <w:r>
-        <w:t xml:space="preserve"> </w:t>
-      </w:r>
-      <w:r>
-        <w:t xml:space="preserve">2. (Mid) Test each tool in class, rate their own stress level before and after on a 1 to 5 scale, and compare the six ratings to find which moved the number most.</w:t>
-      </w:r>
-      <w:r>
-        <w:t xml:space="preserve"> </w:t>
-      </w:r>
-      <w:r>
-        <w:t xml:space="preserve">3. (High) Build a personal toolkit card with their top three tools ranked, one situation each tool fits, and one line on what to do if the top tool does not work, and justify the ranking with their own ratings.</w:t>
+    </w:p>
+    <w:p>
+      <w:pPr>
+        <w:numPr>
+          <w:ilvl w:val="0"/>
+          <w:numId w:val="1002"/>
+        </w:numPr>
+        <w:pStyle w:val="Compact"/>
+      </w:pPr>
+      <w:r>
+        <w:t xml:space="preserve">(Low) Describe six stress management tools (box breathing, a two-minute walk, a brain dump list, a music or movement break, talking to someone, sleep and food basics) and the steps for each.</w:t>
+      </w:r>
+    </w:p>
+    <w:p>
+      <w:pPr>
+        <w:numPr>
+          <w:ilvl w:val="0"/>
+          <w:numId w:val="1002"/>
+        </w:numPr>
+        <w:pStyle w:val="Compact"/>
+      </w:pPr>
+      <w:r>
+        <w:t xml:space="preserve">(Mid) Test each tool in class, rate their own stress level before and after on a 1 to 5 scale, and compare the six ratings to find which moved the number most.</w:t>
+      </w:r>
+    </w:p>
+    <w:p>
+      <w:pPr>
+        <w:numPr>
+          <w:ilvl w:val="0"/>
+          <w:numId w:val="1002"/>
+        </w:numPr>
+        <w:pStyle w:val="Compact"/>
+      </w:pPr>
+      <w:r>
+        <w:t xml:space="preserve">(High) Build a personal toolkit card with their top three tools ranked, one situation each tool fits, and one line on what to do if the top tool does not work, and justify the ranking with their own ratings.</w:t>
       </w:r>
     </w:p>
     <w:p>
@@ -363,7 +381,7 @@
       <w:pPr>
         <w:numPr>
           <w:ilvl w:val="0"/>
-          <w:numId w:val="1002"/>
+          <w:numId w:val="1003"/>
         </w:numPr>
         <w:pStyle w:val="Compact"/>
       </w:pPr>
@@ -381,7 +399,7 @@
       <w:pPr>
         <w:numPr>
           <w:ilvl w:val="0"/>
-          <w:numId w:val="1002"/>
+          <w:numId w:val="1003"/>
         </w:numPr>
         <w:pStyle w:val="Compact"/>
       </w:pPr>
@@ -408,7 +426,7 @@
       <w:pPr>
         <w:numPr>
           <w:ilvl w:val="0"/>
-          <w:numId w:val="1002"/>
+          <w:numId w:val="1003"/>
         </w:numPr>
         <w:pStyle w:val="Compact"/>
       </w:pPr>
@@ -429,7 +447,7 @@
       <w:pPr>
         <w:numPr>
           <w:ilvl w:val="0"/>
-          <w:numId w:val="1002"/>
+          <w:numId w:val="1003"/>
         </w:numPr>
         <w:pStyle w:val="Compact"/>
       </w:pPr>
@@ -441,7 +459,7 @@
       <w:pPr>
         <w:numPr>
           <w:ilvl w:val="0"/>
-          <w:numId w:val="1002"/>
+          <w:numId w:val="1003"/>
         </w:numPr>
         <w:pStyle w:val="Compact"/>
       </w:pPr>
@@ -453,7 +471,7 @@
       <w:pPr>
         <w:numPr>
           <w:ilvl w:val="0"/>
-          <w:numId w:val="1002"/>
+          <w:numId w:val="1003"/>
         </w:numPr>
         <w:pStyle w:val="Compact"/>
       </w:pPr>
@@ -465,7 +483,7 @@
       <w:pPr>
         <w:numPr>
           <w:ilvl w:val="0"/>
-          <w:numId w:val="1002"/>
+          <w:numId w:val="1003"/>
         </w:numPr>
         <w:pStyle w:val="Compact"/>
       </w:pPr>
@@ -477,7 +495,7 @@
       <w:pPr>
         <w:numPr>
           <w:ilvl w:val="0"/>
-          <w:numId w:val="1002"/>
+          <w:numId w:val="1003"/>
         </w:numPr>
         <w:pStyle w:val="Compact"/>
       </w:pPr>
@@ -867,49 +885,85 @@
       <w:r>
         <w:t xml:space="preserve">Monitor understanding:</w:t>
       </w:r>
-      <w:r>
-        <w:t xml:space="preserve"> </w:t>
-      </w:r>
-      <w:r>
-        <w:t xml:space="preserve">- What are the four counts in box breathing?</w:t>
-      </w:r>
-      <w:r>
-        <w:t xml:space="preserve"> </w:t>
-      </w:r>
-      <w:r>
-        <w:t xml:space="preserve">- Which tool needs another person? Which tools can you do in a hallway between classes without anyone noticing?</w:t>
-      </w:r>
-      <w:r>
-        <w:t xml:space="preserve"> </w:t>
-      </w:r>
-      <w:r>
-        <w:t xml:space="preserve">- Your rating went from 3 to 3 on a tool. What does that tell you?</w:t>
-      </w:r>
-    </w:p>
-    <w:p>
-      <w:pPr>
-        <w:pStyle w:val="BodyText"/>
+    </w:p>
+    <w:p>
+      <w:pPr>
+        <w:numPr>
+          <w:ilvl w:val="0"/>
+          <w:numId w:val="1004"/>
+        </w:numPr>
+        <w:pStyle w:val="Compact"/>
+      </w:pPr>
+      <w:r>
+        <w:t xml:space="preserve">What are the four counts in box breathing?</w:t>
+      </w:r>
+    </w:p>
+    <w:p>
+      <w:pPr>
+        <w:numPr>
+          <w:ilvl w:val="0"/>
+          <w:numId w:val="1004"/>
+        </w:numPr>
+        <w:pStyle w:val="Compact"/>
+      </w:pPr>
+      <w:r>
+        <w:t xml:space="preserve">Which tool needs another person? Which tools can you do in a hallway between classes without anyone noticing?</w:t>
+      </w:r>
+    </w:p>
+    <w:p>
+      <w:pPr>
+        <w:numPr>
+          <w:ilvl w:val="0"/>
+          <w:numId w:val="1004"/>
+        </w:numPr>
+        <w:pStyle w:val="Compact"/>
+      </w:pPr>
+      <w:r>
+        <w:t xml:space="preserve">Your rating went from 3 to 3 on a tool. What does that tell you?</w:t>
+      </w:r>
+    </w:p>
+    <w:p>
+      <w:pPr>
+        <w:pStyle w:val="FirstParagraph"/>
       </w:pPr>
       <w:r>
         <w:t xml:space="preserve">Deepen learning:</w:t>
       </w:r>
-      <w:r>
-        <w:t xml:space="preserve"> </w:t>
-      </w:r>
-      <w:r>
-        <w:t xml:space="preserve">- The brain dump does not fix anything on the list. Why might it still lower the number?</w:t>
-      </w:r>
-      <w:r>
-        <w:t xml:space="preserve"> </w:t>
-      </w:r>
-      <w:r>
-        <w:t xml:space="preserve">- The listening partner was not allowed to give advice. Was that harder or easier than being the talker? What does that say about what a stressed friend needs from you?</w:t>
-      </w:r>
-      <w:r>
-        <w:t xml:space="preserve"> </w:t>
-      </w:r>
-      <w:r>
-        <w:t xml:space="preserve">- Sleep and food are the only tools you cannot use in the moment. Why are they on the list at all? (Because they set the baseline every other tool starts from.)</w:t>
+    </w:p>
+    <w:p>
+      <w:pPr>
+        <w:numPr>
+          <w:ilvl w:val="0"/>
+          <w:numId w:val="1005"/>
+        </w:numPr>
+        <w:pStyle w:val="Compact"/>
+      </w:pPr>
+      <w:r>
+        <w:t xml:space="preserve">The brain dump does not fix anything on the list. Why might it still lower the number?</w:t>
+      </w:r>
+    </w:p>
+    <w:p>
+      <w:pPr>
+        <w:numPr>
+          <w:ilvl w:val="0"/>
+          <w:numId w:val="1005"/>
+        </w:numPr>
+        <w:pStyle w:val="Compact"/>
+      </w:pPr>
+      <w:r>
+        <w:t xml:space="preserve">The listening partner was not allowed to give advice. Was that harder or easier than being the talker? What does that say about what a stressed friend needs from you?</w:t>
+      </w:r>
+    </w:p>
+    <w:p>
+      <w:pPr>
+        <w:numPr>
+          <w:ilvl w:val="0"/>
+          <w:numId w:val="1005"/>
+        </w:numPr>
+        <w:pStyle w:val="Compact"/>
+      </w:pPr>
+      <w:r>
+        <w:t xml:space="preserve">Sleep and food are the only tools you cannot use in the moment. Why are they on the list at all? (Because they set the baseline every other tool starts from.)</w:t>
       </w:r>
     </w:p>
     <w:p>
@@ -1076,7 +1130,7 @@
       <w:pPr>
         <w:numPr>
           <w:ilvl w:val="0"/>
-          <w:numId w:val="1003"/>
+          <w:numId w:val="1006"/>
         </w:numPr>
         <w:pStyle w:val="Compact"/>
       </w:pPr>
@@ -1088,7 +1142,7 @@
       <w:pPr>
         <w:numPr>
           <w:ilvl w:val="0"/>
-          <w:numId w:val="1003"/>
+          <w:numId w:val="1006"/>
         </w:numPr>
         <w:pStyle w:val="Compact"/>
       </w:pPr>
@@ -1100,7 +1154,7 @@
       <w:pPr>
         <w:numPr>
           <w:ilvl w:val="0"/>
-          <w:numId w:val="1003"/>
+          <w:numId w:val="1006"/>
         </w:numPr>
         <w:pStyle w:val="Compact"/>
       </w:pPr>
@@ -1112,7 +1166,7 @@
       <w:pPr>
         <w:numPr>
           <w:ilvl w:val="0"/>
-          <w:numId w:val="1003"/>
+          <w:numId w:val="1006"/>
         </w:numPr>
         <w:pStyle w:val="Compact"/>
       </w:pPr>
@@ -1124,7 +1178,7 @@
       <w:pPr>
         <w:numPr>
           <w:ilvl w:val="0"/>
-          <w:numId w:val="1003"/>
+          <w:numId w:val="1006"/>
         </w:numPr>
         <w:pStyle w:val="Compact"/>
       </w:pPr>
@@ -1136,7 +1190,7 @@
       <w:pPr>
         <w:numPr>
           <w:ilvl w:val="0"/>
-          <w:numId w:val="1003"/>
+          <w:numId w:val="1006"/>
         </w:numPr>
         <w:pStyle w:val="Compact"/>
       </w:pPr>
@@ -1437,7 +1491,7 @@
       <w:pPr>
         <w:numPr>
           <w:ilvl w:val="0"/>
-          <w:numId w:val="1004"/>
+          <w:numId w:val="1007"/>
         </w:numPr>
         <w:pStyle w:val="Compact"/>
       </w:pPr>
@@ -1461,7 +1515,7 @@
       <w:pPr>
         <w:numPr>
           <w:ilvl w:val="0"/>
-          <w:numId w:val="1004"/>
+          <w:numId w:val="1007"/>
         </w:numPr>
         <w:pStyle w:val="Compact"/>
       </w:pPr>
@@ -1473,7 +1527,7 @@
       <w:pPr>
         <w:numPr>
           <w:ilvl w:val="0"/>
-          <w:numId w:val="1004"/>
+          <w:numId w:val="1007"/>
         </w:numPr>
         <w:pStyle w:val="Compact"/>
       </w:pPr>
@@ -1497,7 +1551,7 @@
       <w:pPr>
         <w:numPr>
           <w:ilvl w:val="0"/>
-          <w:numId w:val="1004"/>
+          <w:numId w:val="1007"/>
         </w:numPr>
         <w:pStyle w:val="Compact"/>
       </w:pPr>
@@ -1509,7 +1563,7 @@
       <w:pPr>
         <w:numPr>
           <w:ilvl w:val="0"/>
-          <w:numId w:val="1004"/>
+          <w:numId w:val="1007"/>
         </w:numPr>
         <w:pStyle w:val="Compact"/>
       </w:pPr>
@@ -1545,7 +1599,7 @@
       <w:pPr>
         <w:numPr>
           <w:ilvl w:val="0"/>
-          <w:numId w:val="1004"/>
+          <w:numId w:val="1007"/>
         </w:numPr>
         <w:pStyle w:val="Compact"/>
       </w:pPr>
@@ -1567,7 +1621,7 @@
       <w:pPr>
         <w:numPr>
           <w:ilvl w:val="0"/>
-          <w:numId w:val="1005"/>
+          <w:numId w:val="1008"/>
         </w:numPr>
         <w:pStyle w:val="Compact"/>
       </w:pPr>
@@ -1579,7 +1633,7 @@
       <w:pPr>
         <w:numPr>
           <w:ilvl w:val="0"/>
-          <w:numId w:val="1005"/>
+          <w:numId w:val="1008"/>
         </w:numPr>
         <w:pStyle w:val="Compact"/>
       </w:pPr>
@@ -1591,7 +1645,7 @@
       <w:pPr>
         <w:numPr>
           <w:ilvl w:val="0"/>
-          <w:numId w:val="1005"/>
+          <w:numId w:val="1008"/>
         </w:numPr>
         <w:pStyle w:val="Compact"/>
       </w:pPr>
@@ -1615,7 +1669,7 @@
       <w:pPr>
         <w:numPr>
           <w:ilvl w:val="0"/>
-          <w:numId w:val="1005"/>
+          <w:numId w:val="1008"/>
         </w:numPr>
         <w:pStyle w:val="Compact"/>
       </w:pPr>
@@ -1627,7 +1681,7 @@
       <w:pPr>
         <w:numPr>
           <w:ilvl w:val="0"/>
-          <w:numId w:val="1005"/>
+          <w:numId w:val="1008"/>
         </w:numPr>
         <w:pStyle w:val="Compact"/>
       </w:pPr>
@@ -1639,7 +1693,7 @@
       <w:pPr>
         <w:numPr>
           <w:ilvl w:val="0"/>
-          <w:numId w:val="1005"/>
+          <w:numId w:val="1008"/>
         </w:numPr>
         <w:pStyle w:val="Compact"/>
       </w:pPr>
@@ -1935,6 +1989,118 @@
       </w:pPr>
     </w:lvl>
   </w:abstractNum>
+  <w:abstractNum w:abstractNumId="99411">
+    <w:nsid w:val="71315dca"/>
+    <w:multiLevelType w:val="multilevel"/>
+    <w:lvl w:ilvl="0">
+      <w:start w:val="1"/>
+      <w:numFmt w:val="decimal"/>
+      <w:lvlText w:val="%1."/>
+      <w:lvlJc w:val="left"/>
+      <w:pPr>
+        <w:tabs>
+          <w:tab w:val="num" w:pos="0"/>
+        </w:tabs>
+        <w:ind w:left="480" w:hanging="480"/>
+      </w:pPr>
+    </w:lvl>
+    <w:lvl w:ilvl="1">
+      <w:start w:val="1"/>
+      <w:numFmt w:val="decimal"/>
+      <w:lvlText w:val="%2."/>
+      <w:lvlJc w:val="left"/>
+      <w:pPr>
+        <w:tabs>
+          <w:tab w:val="num" w:pos="720"/>
+        </w:tabs>
+        <w:ind w:left="1200" w:hanging="480"/>
+      </w:pPr>
+    </w:lvl>
+    <w:lvl w:ilvl="2">
+      <w:start w:val="1"/>
+      <w:numFmt w:val="decimal"/>
+      <w:lvlText w:val="%3."/>
+      <w:lvlJc w:val="left"/>
+      <w:pPr>
+        <w:tabs>
+          <w:tab w:val="num" w:pos="1440"/>
+        </w:tabs>
+        <w:ind w:left="1920" w:hanging="480"/>
+      </w:pPr>
+    </w:lvl>
+    <w:lvl w:ilvl="3">
+      <w:start w:val="1"/>
+      <w:numFmt w:val="decimal"/>
+      <w:lvlText w:val="%4."/>
+      <w:lvlJc w:val="left"/>
+      <w:pPr>
+        <w:tabs>
+          <w:tab w:val="num" w:pos="2160"/>
+        </w:tabs>
+        <w:ind w:left="2640" w:hanging="480"/>
+      </w:pPr>
+    </w:lvl>
+    <w:lvl w:ilvl="4">
+      <w:start w:val="1"/>
+      <w:numFmt w:val="decimal"/>
+      <w:lvlText w:val="%5."/>
+      <w:lvlJc w:val="left"/>
+      <w:pPr>
+        <w:tabs>
+          <w:tab w:val="num" w:pos="2880"/>
+        </w:tabs>
+        <w:ind w:left="3360" w:hanging="480"/>
+      </w:pPr>
+    </w:lvl>
+    <w:lvl w:ilvl="5">
+      <w:start w:val="1"/>
+      <w:numFmt w:val="decimal"/>
+      <w:lvlText w:val="%6."/>
+      <w:lvlJc w:val="left"/>
+      <w:pPr>
+        <w:tabs>
+          <w:tab w:val="num" w:pos="3600"/>
+        </w:tabs>
+        <w:ind w:left="4080" w:hanging="480"/>
+      </w:pPr>
+    </w:lvl>
+    <w:lvl w:ilvl="6">
+      <w:start w:val="1"/>
+      <w:numFmt w:val="decimal"/>
+      <w:lvlText w:val="%7."/>
+      <w:lvlJc w:val="left"/>
+      <w:pPr>
+        <w:tabs>
+          <w:tab w:val="num" w:pos="4320"/>
+        </w:tabs>
+        <w:ind w:left="4800" w:hanging="480"/>
+      </w:pPr>
+    </w:lvl>
+    <w:lvl w:ilvl="7">
+      <w:start w:val="1"/>
+      <w:numFmt w:val="decimal"/>
+      <w:lvlText w:val="%8."/>
+      <w:lvlJc w:val="left"/>
+      <w:pPr>
+        <w:tabs>
+          <w:tab w:val="num" w:pos="5040"/>
+        </w:tabs>
+        <w:ind w:left="5520" w:hanging="480"/>
+      </w:pPr>
+    </w:lvl>
+    <w:lvl w:ilvl="8">
+      <w:start w:val="1"/>
+      <w:numFmt w:val="decimal"/>
+      <w:lvlText w:val="%9."/>
+      <w:lvlJc w:val="left"/>
+      <w:pPr>
+        <w:tabs>
+          <w:tab w:val="num" w:pos="5760"/>
+        </w:tabs>
+        <w:ind w:left="6240" w:hanging="480"/>
+      </w:pPr>
+    </w:lvl>
+  </w:abstractNum>
   <w:num w:numId="1000">
     <w:abstractNumId w:val="990"/>
   </w:num>
@@ -1942,7 +2108,34 @@
     <w:abstractNumId w:val="991"/>
   </w:num>
   <w:num w:numId="1002">
-    <w:abstractNumId w:val="991"/>
+    <w:abstractNumId w:val="99411"/>
+    <w:lvlOverride w:ilvl="0">
+      <w:startOverride w:val="1"/>
+    </w:lvlOverride>
+    <w:lvlOverride w:ilvl="1">
+      <w:startOverride w:val="1"/>
+    </w:lvlOverride>
+    <w:lvlOverride w:ilvl="2">
+      <w:startOverride w:val="1"/>
+    </w:lvlOverride>
+    <w:lvlOverride w:ilvl="3">
+      <w:startOverride w:val="1"/>
+    </w:lvlOverride>
+    <w:lvlOverride w:ilvl="4">
+      <w:startOverride w:val="1"/>
+    </w:lvlOverride>
+    <w:lvlOverride w:ilvl="5">
+      <w:startOverride w:val="1"/>
+    </w:lvlOverride>
+    <w:lvlOverride w:ilvl="6">
+      <w:startOverride w:val="1"/>
+    </w:lvlOverride>
+    <w:lvlOverride w:ilvl="7">
+      <w:startOverride w:val="1"/>
+    </w:lvlOverride>
+    <w:lvlOverride w:ilvl="8">
+      <w:startOverride w:val="1"/>
+    </w:lvlOverride>
   </w:num>
   <w:num w:numId="1003">
     <w:abstractNumId w:val="991"/>
@@ -1951,6 +2144,15 @@
     <w:abstractNumId w:val="991"/>
   </w:num>
   <w:num w:numId="1005">
+    <w:abstractNumId w:val="991"/>
+  </w:num>
+  <w:num w:numId="1006">
+    <w:abstractNumId w:val="991"/>
+  </w:num>
+  <w:num w:numId="1007">
+    <w:abstractNumId w:val="991"/>
+  </w:num>
+  <w:num w:numId="1008">
     <w:abstractNumId w:val="991"/>
   </w:num>
 </w:numbering>

--- a/downloads/teacher/04 Units/Unit 03 - Human Development and Relationships - Growing Up, Getting Along/Lesson 03.08 - Stress Management Toolkit.docx
+++ b/downloads/teacher/04 Units/Unit 03 - Human Development and Relationships - Growing Up, Getting Along/Lesson 03.08 - Stress Management Toolkit.docx
@@ -235,7 +235,7 @@
         <w:pStyle w:val="FirstParagraph"/>
       </w:pPr>
       <w:r>
-        <w:t xml:space="preserve">(The task asked for a 14.1.x competency. None of the five 14.1.x competencies in the 3.0 text names stress management; 14.1.1 is the closest and is already cited in Lesson 3.7. 13.1.6 is the confirmed stress management competency and is the one this lesson demonstrates.)</w:t>
+        <w:t xml:space="preserve">(None of the five 14.1.x competencies in the 3.0 text names stress management; 14.1.1 is the closest and is already cited in Lesson 3.7. 13.1.6 is the confirmed stress management competency and is the one this lesson demonstrates.)</w:t>
       </w:r>
     </w:p>
     <w:p>
@@ -432,15 +432,6 @@
       </w:pPr>
       <w:r>
         <w:t xml:space="preserve">A speaker and one instrumental track, about 90 seconds, for the music or movement break</w:t>
-      </w:r>
-      <w:r>
-        <w:t xml:space="preserve"> </w:t>
-      </w:r>
-      <w:r>
-        <w:rPr>
-          <w:rStyle w:val="TeacherNote"/>
-        </w:rPr>
-        <w:t xml:space="preserve">[Sal: your pick; no lyrics]</w:t>
       </w:r>
     </w:p>
     <w:p>
@@ -1323,7 +1314,7 @@
               <w:jc w:val="left"/>
             </w:pPr>
             <w:r>
-              <w:t xml:space="preserve">Test sheet tool column, Step 1 and 2</w:t>
+              <w:t xml:space="preserve">Test sheet tool column, Steps 1 and 2</w:t>
             </w:r>
           </w:p>
         </w:tc>
@@ -1426,7 +1417,7 @@
               <w:jc w:val="left"/>
             </w:pPr>
             <w:r>
-              <w:t xml:space="preserve">Formative; card glanced for three tools, three situations, and a backup line (the student keeps it); the two tools on the card are the two tools required on the Stress Plan, the formal check for Topic 3.2, in Lesson 3.9</w:t>
+              <w:t xml:space="preserve">Formative; card glanced for three tools, three situations, and a backup line (the student keeps it); two of the three tools on the card are the two tools required on the Stress Plan, the formal check for Topic 3.2, in Lesson 3.9</w:t>
             </w:r>
           </w:p>
         </w:tc>
@@ -1467,15 +1458,6 @@
       <w:r>
         <w:t xml:space="preserve">Inside the building: the health teacher, if health teaches breathing or mindfulness, so the counts and names match; the PE teacher, who may already run a two-minute walk or stretch and can tell you what students call it; the counselor, who may want copies of the tool slides for advisory.</w:t>
       </w:r>
-      <w:r>
-        <w:t xml:space="preserve"> </w:t>
-      </w:r>
-      <w:r>
-        <w:rPr>
-          <w:rStyle w:val="TeacherNote"/>
-        </w:rPr>
-        <w:t xml:space="preserve">[Sal: the HDR module’s illustrative activity is a mindfulness journal; if the counselor runs one, the toolkit card is a page in it.]</w:t>
-      </w:r>
     </w:p>
     <w:p>
       <w:pPr>
@@ -1585,15 +1567,6 @@
       <w:r>
         <w:t xml:space="preserve">nimh.nih.gov).</w:t>
       </w:r>
-      <w:r>
-        <w:t xml:space="preserve"> </w:t>
-      </w:r>
-      <w:r>
-        <w:rPr>
-          <w:rStyle w:val="TeacherNote"/>
-        </w:rPr>
-        <w:t xml:space="preserve">[Sal: confirm the page before teaching.]</w:t>
-      </w:r>
     </w:p>
     <w:p>
       <w:pPr>
@@ -1604,7 +1577,7 @@
         <w:pStyle w:val="Compact"/>
       </w:pPr>
       <w:r>
-        <w:t xml:space="preserve">Sal’s own materials: the sleep window from Lesson 2.6 and the self-talk swap from Lesson 3.5 are the two tools from earlier lessons that students may add to the card.</w:t>
+        <w:t xml:space="preserve">My own materials: the sleep window from Lesson 2.6 and the self-talk swap from Lesson 3.5 are the two tools from earlier lessons that students may add to the card.</w:t>
       </w:r>
     </w:p>
     <w:p>
@@ -1687,21 +1660,6 @@
       </w:pPr>
       <w:r>
         <w:t xml:space="preserve">Watch the room during the talking tool. A student who cannot stop crying or who goes silent and stays there needs the who-to-ask list today, not the card.</w:t>
-      </w:r>
-    </w:p>
-    <w:p>
-      <w:pPr>
-        <w:numPr>
-          <w:ilvl w:val="0"/>
-          <w:numId w:val="1008"/>
-        </w:numPr>
-        <w:pStyle w:val="Compact"/>
-      </w:pPr>
-      <w:r>
-        <w:rPr>
-          <w:rStyle w:val="TeacherNote"/>
-        </w:rPr>
-        <w:t xml:space="preserve">[Sal: the two-minute walk is the tool most likely to be cut by a school that does not want students in the hallway. Tape a loop in the room. It works almost as well.]</w:t>
       </w:r>
     </w:p>
     <w:sectPr>
